--- a/03_Outputs/final scripts/ar/Module 3/3.1.0-ar.docx
+++ b/03_Outputs/final scripts/ar/Module 3/3.1.0-ar.docx
@@ -4,27 +4,27 @@
   <w:body>
     <w:p>
       <w:r>
-        <w:t>مرحبًا بكم في الفصل الأول: مقدمة لمشهد الانتقال الطاقي.</w:t>
+        <w:t>مرحبًا بكم في الفصل الأول: مقدمة لمشهد انتقال الطاقة.</w:t>
       </w:r>
     </w:p>
     <w:p>
       <w:r>
-        <w:t>تخضع أنظمة الطاقة في جميع أنحاء العالم لتغييرات عميقة. لقد جعلت الضرورة المناخية وانخفاض تكاليف الطاقة المتجددة الانتقال الطاقي محور السياسات والاستثمارات العالمية. العقد من 2020 إلى 2030 حاسم للحد من الاحترار إلى 1.5 درجة مئوية، حيث تشكل خيارات اليوم طاقة للأجيال القادمة.</w:t>
+        <w:t>أنظمة الطاقة في جميع أنحاء العالم تشهد تغييرات جذرية. لقد جعلت الضرورة المناخية وانخفاض تكاليف الطاقة المتجددة الانتقال إلى الطاقة محور السياسات والاستثمارات العالمية. العقد من 2020 إلى 2030 حاسم للحد من الاحترار إلى 1.5 درجة مئوية، حيث تشكل خيارات اليوم مستقبل الطاقة لأجيال قادمة.</w:t>
       </w:r>
     </w:p>
     <w:p>
       <w:r>
-        <w:t>يتسارع التقدم. في عام 2024، تم إضافة أكثر من جيجاوات من الطاقة المتجددة—وهو أكبر زيادة سنوية مسجلة على الإطلاق. تتصدر الطاقة الشمسية وطاقة الرياح هذا النمو، مدعومة بتطورات في التخزين والشبكات. تتراجع الوقود الأحفوري تدريجيًا لصالح مصادر أنظف.</w:t>
+        <w:t>التقدم يتسارع. في عام 2024، تم إضافة أكثر من جيجاوات من الطاقة المتجددة—وهو أكبر زيادة سنوية مسجلة على الإطلاق. تتصدر الطاقة الشمسية وطاقة الرياح هذا النمو، مدعومة بتطورات في التخزين والشبكات. تتراجع الوقود الأحفوري تدريجيًا لصالح مصادر أنظف.</w:t>
       </w:r>
     </w:p>
     <w:p>
       <w:r>
-        <w:t>يضمن الانتقال العادل أن يكون هذا التحول مستدامًا بيئيًا، وشاملًا اجتماعيًا، وعادلًا اقتصاديًا. يعالج الظلم السابق من خلال دعم العمال والمجتمعات التي تعتمد على الوقود الأحفوري، مع ضمان وصول فوائد الطاقة النظيفة—وظائف، صحة، وصول ميسور—إلى الجميع، خاصة من تم تهميشهم تاريخيًا.</w:t>
+        <w:t>يضمن الانتقال العادل أن يكون هذا التحول مستدامًا بيئيًا، وشاملًا اجتماعيًا، وعادلًا اقتصاديًا. فهو يعالج الظلم السابق من خلال دعم العمال والمجتمعات التي تعتمد على الوقود الأحفوري، مع ضمان وصول فوائد الطاقة النظيفة—وظائف، صحة، وصول ميسور—إلى الجميع، خاصة من تم تهميشهم تاريخيًا.</w:t>
       </w:r>
     </w:p>
     <w:p>
       <w:r>
-        <w:t>الحوكمة القوية ضرورية. بالإضافة إلى بناء البنية التحتية، يجب أن تتوقع السياسات والمؤسسات المخاطر وتشارك الفرص بشكل عادل. يشمل ذلك تدريب القوى العاملة، والتمويل الحساس للديون للدول النامية، ومشاركة المجتمع في اتخاذ القرارات.</w:t>
+        <w:t>الحوكمة القوية ضرورية. بالإضافة إلى بناء البنية التحتية، يجب أن تتوقع السياسات والمؤسسات المخاطر وتشارك الفرص بشكل عادل. ويشمل ذلك تدريب القوى العاملة، والتمويل الحساس للديون للدول النامية، ومشاركة المجتمع في اتخاذ القرارات.</w:t>
       </w:r>
     </w:p>
     <w:p>
@@ -34,7 +34,7 @@
     </w:p>
     <w:p>
       <w:r>
-        <w:t>يقدم هذا الفصل مقدمة للعوامل الرئيسية التي تدفع الانتقال الطاقي العالمي، والأطراف التي تشكله، ولماذا أصبحت العدالة والشمول الآن جزءًا أساسيًا من سياسة الطاقة. ويضع الأساس لاستكشاف الفرص والتحديات التي ينطوي عليها الانتقال العادل.</w:t>
+        <w:t>يقدم هذا الفصل مقدمة للعوامل الرئيسية التي تدفع الانتقال العالمي للطاقة، والأطراف التي تشكله، ولماذا أصبحت العدالة والشمولية الآن جزءًا أساسيًا من سياسة الطاقة. كما يضع الأساس لاستكشاف الفرص والتحديات التي يفرضها الانتقال العادل.</w:t>
       </w:r>
     </w:p>
     <w:sectPr>

--- a/03_Outputs/final scripts/ar/Module 3/3.1.0-ar.docx
+++ b/03_Outputs/final scripts/ar/Module 3/3.1.0-ar.docx
@@ -4,17 +4,17 @@
   <w:body>
     <w:p>
       <w:r>
-        <w:t>مرحبًا بكم في الفصل الأول: مقدمة لمشهد انتقال الطاقة.</w:t>
+        <w:t>مرحبًا بكم في الفصل الأول: مقدمة لمشهد الانتقال الطاقي.</w:t>
       </w:r>
     </w:p>
     <w:p>
       <w:r>
-        <w:t>أنظمة الطاقة في جميع أنحاء العالم تشهد تغييرات جذرية. لقد جعلت الضرورة المناخية وانخفاض تكاليف الطاقة المتجددة الانتقال إلى الطاقة محور السياسات والاستثمارات العالمية. العقد من 2020 إلى 2030 حاسم للحد من الاحترار إلى 1.5 درجة مئوية، حيث تشكل خيارات اليوم مستقبل الطاقة لأجيال قادمة.</w:t>
+        <w:t>تخضع أنظمة الطاقة في جميع أنحاء العالم لتغييرات عميقة. لقد جعلت الضرورة المناخية وتراجع تكاليف الطاقة المتجددة الانتقال الطاقي محور السياسات والاستثمارات العالمية. العقد من 2020 إلى 2030 حاسم للحد من الاحترار إلى 1.5 درجة مئوية، حيث تشكل خيارات اليوم مستقبل الطاقة لأجيال قادمة.</w:t>
       </w:r>
     </w:p>
     <w:p>
       <w:r>
-        <w:t>التقدم يتسارع. في عام 2024، تم إضافة أكثر من جيجاوات من الطاقة المتجددة—وهو أكبر زيادة سنوية مسجلة على الإطلاق. تتصدر الطاقة الشمسية وطاقة الرياح هذا النمو، مدعومة بتطورات في التخزين والشبكات. تتراجع الوقود الأحفوري تدريجيًا لصالح مصادر أنظف.</w:t>
+        <w:t>يتسارع التقدم. في عام 2024، تم إضافة أكثر من جيجاوات من الطاقة المتجددة—وهو أكبر زيادة سنوية مسجلة على الإطلاق. تتصدر الطاقة الشمسية والرياح هذا النمو، مدعومة بتطورات في التخزين والشبكات. تتراجع الوقود الأحفوري تدريجيًا لصالح مصادر أنظف.</w:t>
       </w:r>
     </w:p>
     <w:p>
@@ -34,7 +34,7 @@
     </w:p>
     <w:p>
       <w:r>
-        <w:t>يقدم هذا الفصل مقدمة للعوامل الرئيسية التي تدفع الانتقال العالمي للطاقة، والأطراف التي تشكله، ولماذا أصبحت العدالة والشمولية الآن جزءًا أساسيًا من سياسة الطاقة. كما يضع الأساس لاستكشاف الفرص والتحديات التي يفرضها الانتقال العادل.</w:t>
+        <w:t>يقدم هذا الفصل مقدمة للعوامل الرئيسية التي تدفع الانتقال الطاقي العالمي، والأطراف التي تشكله، ولماذا أصبحت العدالة والشمولية الآن جزءًا أساسيًا من سياسة الطاقة. كما يضع الأساس لاستكشاف الفرص والتحديات التي ينطوي عليها الانتقال العادل.</w:t>
       </w:r>
     </w:p>
     <w:sectPr>
